--- a/downloads/documents/04 Units/Unit 04 - Environmental Design and Management - Spaces We Live In/Lesson 04.02 - Home Safety Hunt and Emergency Plans.docx
+++ b/downloads/documents/04 Units/Unit 04 - Environmental Design and Management - Spaces We Live In/Lesson 04.02 - Home Safety Hunt and Emergency Plans.docx
@@ -388,7 +388,7 @@
         <w:t xml:space="preserve"> </w:t>
       </w:r>
       <w:r>
-        <w:t xml:space="preserve">Tier 3 (FACS): smoke detector, carbon monoxide (CO) detector, Poison Control, GFCI outlet (introduced only), extension cord, meeting spot, escape route. See the unit vocabulary list for Turkish, Portuguese, and Spanish.</w:t>
+        <w:t xml:space="preserve">Tier 3 (FACS): smoke detector, carbon monoxide (CO) detector, Poison Control, GFCI outlet (introduced only), extension cord, meeting spot, escape route. See the unit vocabulary list for the Spanish column.</w:t>
       </w:r>
     </w:p>
     <w:p>
@@ -1184,7 +1184,7 @@
         <w:pStyle w:val="Compact"/>
       </w:pPr>
       <w:r>
-        <w:t xml:space="preserve">ELL: each room slide has a picture with the hazards circled; the handout word bank gives hazard, fire, fall, poison, smoke detector, exit, and meeting spot in Turkish, Portuguese, and Spanish (see</w:t>
+        <w:t xml:space="preserve">ELL: each room slide has a picture with the hazards circled; the handout word bank gives hazard, fire, fall, poison, smoke detector, exit, and meeting spot in Spanish (see</w:t>
       </w:r>
       <w:r>
         <w:t xml:space="preserve"> </w:t>

--- a/downloads/documents/04 Units/Unit 04 - Environmental Design and Management - Spaces We Live In/Lesson 04.02 - Home Safety Hunt and Emergency Plans.docx
+++ b/downloads/documents/04 Units/Unit 04 - Environmental Design and Management - Spaces We Live In/Lesson 04.02 - Home Safety Hunt and Emergency Plans.docx
@@ -250,7 +250,7 @@
         <w:pStyle w:val="BodyText"/>
       </w:pPr>
       <w:r>
-        <w:t xml:space="preserve">Note on the National FCS lines: the task suggested 5.6.x. In the 3.0 text, 5.6 is</w:t>
+        <w:t xml:space="preserve">Note on the National FCS lines: the unit plan suggested 5.6.x. In the 3.0 text, 5.6 is</w:t>
       </w:r>
       <w:r>
         <w:t xml:space="preserve"> </w:t>
@@ -1621,7 +1621,7 @@
         <w:t xml:space="preserve">02 Standards/NYS Module PDFs/</w:t>
       </w:r>
       <w:r>
-        <w:t xml:space="preserve">. The fused wording of 1. b) is the state’s; see</w:t>
+        <w:t xml:space="preserve">. The wording of 1. b) follows the NYSED 2023 copy; see</w:t>
       </w:r>
       <w:r>
         <w:t xml:space="preserve"> </w:t>
@@ -1633,7 +1633,7 @@
         <w:t xml:space="preserve">02 Standards/STANDARDS CROSSWALK.md</w:t>
       </w:r>
       <w:r>
-        <w:t xml:space="preserve">, Part D.4.</w:t>
+        <w:t xml:space="preserve">, Part E.5.</w:t>
       </w:r>
     </w:p>
     <w:p>
